--- a/sci_res_lit_spec9997_john_sat_content.docx
+++ b/sci_res_lit_spec9997_john_sat_content.docx
@@ -28646,6 +28646,48 @@
         </w:rPr>
       </w:pPr>
     </w:p>
+    <w:p>
+      <w:pPr>
+        <w:rPr>
+          <w:lang w:val="en-US" w:eastAsia="en-US"/>
+        </w:rPr>
+      </w:pPr>
+      <w:r>
+        <w:rPr>
+          <w:lang w:val="en-US" w:eastAsia="en-US"/>
+        </w:rPr>
+        <w:t>ORCID</w:t>
+      </w:r>
+    </w:p>
+    <w:p>
+      <w:pPr>
+        <w:rPr>
+          <w:lang w:val="en-US" w:eastAsia="en-US"/>
+        </w:rPr>
+      </w:pPr>
+      <w:hyperlink r:id="rId120" w:history="1">
+        <w:r>
+          <w:rPr>
+            <w:rStyle w:val="Hyperlink"/>
+            <w:lang w:val="en-US" w:eastAsia="en-US"/>
+          </w:rPr>
+          <w:t>D24127620@myTUDublin.ie</w:t>
+        </w:r>
+      </w:hyperlink>
+    </w:p>
+    <w:p>
+      <w:pPr>
+        <w:rPr>
+          <w:lang w:val="en-US" w:eastAsia="en-US"/>
+        </w:rPr>
+      </w:pPr>
+      <w:r>
+        <w:rPr>
+          <w:lang w:val="en-US" w:eastAsia="en-US"/>
+        </w:rPr>
+        <w:t>SliabhMor0152!</w:t>
+      </w:r>
+    </w:p>
     <w:sectPr>
       <w:pgSz w:w="11906" w:h="16838"/>
       <w:pgMar w:top="1440" w:right="1440" w:bottom="1440" w:left="1440" w:header="708" w:footer="708" w:gutter="0"/>
